--- a/初_v2_FairS2.docx
+++ b/初_v2_FairS2.docx
@@ -60,11 +60,6 @@
         <w:ind w:firstLine="440"/>
       </w:pPr>
       <w:r>
-        <w:rPr>
-          <w:rFonts w:ascii="Times New Roman" w:hAnsi="Times New Roman" w:eastAsia="宋体"/>
-          <w:b w:val="0"/>
-          <w:i w:val="0"/>
-        </w:rPr>
         <w:t>本文提出一种三阶段渐进式训练框架，围绕 DeBERTa-v3-base 构建多任务学习骨干网络，并通过梯度冲突分析驱动的公平性优化模块（Anchor-PCGrad + Slice Ranking Loss + CLP），在保持高分类性能的同时显著降低身份偏差。方法设计遵循以下逻辑链条：</w:t>
       </w:r>
     </w:p>
@@ -74,9 +69,6 @@
         <w:ind w:left="720"/>
       </w:pPr>
       <w:r>
-        <w:rPr>
-          <w:rFonts w:ascii="Times New Roman" w:hAnsi="Times New Roman" w:eastAsia="宋体"/>
-        </w:rPr>
         <w:t>Stage 1（多任务预训练）：通过辅助任务（身份识别 + 毒性子类型预测）提供正则化信号，帮助模型学习"身份 ≠ 毒性"的区分能力</w:t>
       </w:r>
     </w:p>
@@ -1378,9 +1370,6 @@
         <w:pStyle w:val="Heading1"/>
       </w:pPr>
       <w:r>
-        <w:rPr>
-          <w:rFonts w:ascii="Times New Roman" w:hAnsi="Times New Roman" w:eastAsia="黑体"/>
-        </w:rPr>
         <w:t>5  Three-Stage Training Pipeline</w:t>
       </w:r>
     </w:p>
@@ -1478,150 +1467,83 @@
       </w:r>
     </w:p>
     <w:p>
+      <w:r>
+        <w:t>梯度冲突发现：S2 训练中观察到，虽然整体 AUC 可以提升，但 BiasScore 改善有限甚至退化。分析发现主任务梯度（优化整体性能）与公平性目标（缩小子群差异）在 backbone 层面存在方向冲突，直接加权求和导致优化震荡。这一发现促使我们设计 Stage 3 的梯度冲突消解机制。</w:t>
+      </w:r>
+    </w:p>
+    <w:p>
+      <w:pPr>
+        <w:pStyle w:val="ListBullet"/>
+      </w:pPr>
+      <w:r>
+        <w:t>优化器：AdamW (lr=3e-6), Epochs: 4, EMA (decay=0.999)</w:t>
+      </w:r>
+    </w:p>
+    <w:p>
+      <w:pPr>
+        <w:pStyle w:val="ListBullet"/>
+      </w:pPr>
+      <w:r>
+        <w:t>训练配置：8 卡 DDP + AMP，单卡 batch=96，梯度累积 4 步（等效 batch=3072）</w:t>
+      </w:r>
+    </w:p>
+    <w:p>
+      <w:pPr>
+        <w:pStyle w:val="ListBullet"/>
+      </w:pPr>
+      <w:r>
+        <w:t>Layer-wise Learning Rate Decay (decay=0.95)：底层保持稳定，顶层适度调整</w:t>
+      </w:r>
+    </w:p>
+    <w:p>
+      <w:pPr>
+        <w:pStyle w:val="ListBullet"/>
+      </w:pPr>
+      <w:r>
+        <w:t>主任务损失：identity-aware weighted BCE，权重规则：has_identity=1 且 non-toxic 按身份稀有度加权（female=1.0 ~ psychiatric=3.4），has_identity=1 且 toxic 固定权重 w=1.5</w:t>
+      </w:r>
+    </w:p>
+    <w:p>
+      <w:pPr>
+        <w:pStyle w:val="ListBullet"/>
+      </w:pPr>
+      <w:r>
+        <w:t>加载 S1 最优 checkpoint</w:t>
+      </w:r>
+    </w:p>
+    <w:p>
+      <w:r>
+        <w:t>目标：在 S1 已学好的基础上，通过 identity-aware 分组差异化重加权，重点修正"提到身份词但非毒性"的误报。</w:t>
+      </w:r>
+    </w:p>
+    <w:p>
       <w:pPr>
         <w:pStyle w:val="Heading2"/>
       </w:pPr>
       <w:r>
-        <w:rPr>
-          <w:rFonts w:ascii="Times New Roman" w:hAnsi="Times New Roman" w:eastAsia="黑体"/>
-        </w:rPr>
         <w:t>5.2  Stage 2: Identity-Aware Debiasing Fine-tuning</w:t>
       </w:r>
     </w:p>
     <w:p>
+      <w:pPr>
+        <w:pStyle w:val="Heading2"/>
+      </w:pPr>
       <w:r>
-        <w:rPr>
-          <w:rFonts w:ascii="Times New Roman" w:hAnsi="Times New Roman" w:eastAsia="宋体"/>
-          <w:b/>
-          <w:i w:val="0"/>
-        </w:rPr>
-        <w:t>目标：在 S1 已学好的基础上，重点修正"提到身份词但非毒性"的误报。</w:t>
-      </w:r>
-    </w:p>
-    <w:p>
-      <w:pPr>
-        <w:pStyle w:val="ListBullet"/>
-        <w:ind w:left="720"/>
-      </w:pPr>
-      <w:r>
-        <w:rPr>
-          <w:rFonts w:ascii="Times New Roman" w:hAnsi="Times New Roman" w:eastAsia="宋体"/>
-        </w:rPr>
-        <w:t>加载 S1 最优 checkpoint</w:t>
-      </w:r>
-    </w:p>
-    <w:p>
-      <w:pPr>
-        <w:pStyle w:val="ListBullet"/>
-        <w:ind w:left="720"/>
-      </w:pPr>
-      <w:r>
-        <w:rPr>
-          <w:rFonts w:ascii="Times New Roman" w:hAnsi="Times New Roman" w:eastAsia="宋体"/>
-        </w:rPr>
-        <w:t>主任务损失：identity-aware weighted BCE，权重规则：</w:t>
-      </w:r>
-    </w:p>
-    <w:p>
-      <w:pPr>
-        <w:pStyle w:val="ListBullet"/>
-        <w:ind w:left="720"/>
-      </w:pPr>
-      <w:r>
-        <w:rPr>
-          <w:rFonts w:ascii="Times New Roman" w:hAnsi="Times New Roman" w:eastAsia="宋体"/>
-        </w:rPr>
-        <w:t xml:space="preserve">  has_identity=1 且 non-toxic: w = max(该样本涉及的身份组权重)，权重表: female=1.0, male=1.2, christian=1.3, white=1.8, muslim=1.9, black=2.3, homosexual=2.6, jewish=2.9, psychiatric=3.4</w:t>
-      </w:r>
-    </w:p>
-    <w:p>
-      <w:pPr>
-        <w:pStyle w:val="ListBullet"/>
-        <w:ind w:left="720"/>
-      </w:pPr>
-      <w:r>
-        <w:rPr>
-          <w:rFonts w:ascii="Times New Roman" w:hAnsi="Times New Roman" w:eastAsia="宋体"/>
-        </w:rPr>
-        <w:t xml:space="preserve">  has_identity=1 且 toxic: w = 1.5（固定）</w:t>
-      </w:r>
-    </w:p>
-    <w:p>
-      <w:pPr>
-        <w:pStyle w:val="ListBullet"/>
-        <w:ind w:left="720"/>
-      </w:pPr>
-      <w:r>
-        <w:rPr>
-          <w:rFonts w:ascii="Times New Roman" w:hAnsi="Times New Roman" w:eastAsia="宋体"/>
-        </w:rPr>
-        <w:t xml:space="preserve">  其他样本: w = 1.0</w:t>
-      </w:r>
-    </w:p>
-    <w:p>
-      <w:pPr>
-        <w:pStyle w:val="ListBullet"/>
-        <w:ind w:left="720"/>
-      </w:pPr>
-      <w:r>
-        <w:rPr>
-          <w:rFonts w:ascii="Times New Roman" w:hAnsi="Times New Roman" w:eastAsia="宋体"/>
-        </w:rPr>
-        <w:t>Layer-wise Learning Rate Decay (decay=0.95)：底层保持稳定，顶层适度调整</w:t>
-      </w:r>
-    </w:p>
-    <w:p>
-      <w:pPr>
-        <w:pStyle w:val="ListBullet"/>
-        <w:ind w:left="720"/>
-      </w:pPr>
-      <w:r>
-        <w:rPr>
-          <w:rFonts w:ascii="Times New Roman" w:hAnsi="Times New Roman" w:eastAsia="宋体"/>
-        </w:rPr>
-        <w:t>训练配置：8 卡 DDP + AMP，单卡 batch=96，梯度累积 4 步（等效 batch=3072）</w:t>
-      </w:r>
-    </w:p>
-    <w:p>
-      <w:pPr>
-        <w:pStyle w:val="ListBullet"/>
-        <w:ind w:left="720"/>
-      </w:pPr>
-      <w:r>
-        <w:rPr>
-          <w:rFonts w:ascii="Times New Roman" w:hAnsi="Times New Roman" w:eastAsia="宋体"/>
-        </w:rPr>
-        <w:t>优化器：AdamW (lr=3e-6), Epochs: 4, EMA (decay=0.999)</w:t>
-      </w:r>
-    </w:p>
-    <w:p>
-      <w:pPr>
-        <w:pStyle w:val="Heading2"/>
-      </w:pPr>
-      <w:r>
-        <w:rPr>
-          <w:rFonts w:ascii="Times New Roman" w:hAnsi="Times New Roman" w:eastAsia="黑体"/>
-        </w:rPr>
         <w:t>5.3  Stage 3: Fair S2 — Fairness-Aware Optimization</w:t>
       </w:r>
     </w:p>
     <w:p>
       <w:r>
-        <w:rPr>
-          <w:rFonts w:ascii="Times New Roman" w:hAnsi="Times New Roman" w:eastAsia="宋体"/>
-          <w:b/>
-          <w:i w:val="0"/>
-        </w:rPr>
-        <w:t>目标：在保持 S2 分类性能的基础上，通过直接优化子群 AUC 相关的排序损失 + 梯度冲突消解 + 反事实一致性约束，最大化 Jigsaw Official Final Metric。</w:t>
+        <w:t>目标：针对 S2 中发现的梯度冲突问题，通过直接优化子群 AUC 相关的排序损失 + 梯度冲突消解 + 反事实一致性约束，最大化 Jigsaw Official Final Metric。</w:t>
       </w:r>
     </w:p>
     <w:p>
       <w:r>
-        <w:rPr>
-          <w:rFonts w:ascii="Times New Roman" w:hAnsi="Times New Roman" w:eastAsia="宋体"/>
-          <w:b/>
-          <w:i w:val="0"/>
-        </w:rPr>
+        <w:t>实际训练：Fair S2 直接从 S1 checkpoint 加载，将 S2 的 identity-aware reweighting 与新增的公平性优化模块（Slice Ranking + PCGrad + CLP）融合在一个训练阶段中，避免多次加载和微调的开销。</w:t>
+      </w:r>
+    </w:p>
+    <w:p>
+      <w:r>
         <w:t>核心改动（相对于 S2）：</w:t>
       </w:r>
     </w:p>
@@ -1675,21 +1597,12 @@
     </w:p>
     <w:p>
       <w:r>
-        <w:rPr>
-          <w:rFonts w:ascii="Times New Roman" w:hAnsi="Times New Roman" w:eastAsia="宋体"/>
-          <w:sz w:val="22"/>
-        </w:rPr>
-        <w:t>Identity-aware Reweighting：主损失继承 S2 的分组差异化重加权，对 has_identity &amp; non-toxic 样本按身份稀有度加权（female=1.0, male=1.2, christian=1.3, white=1.8, muslim=1.9, black=2.3, homosexual=2.6, jewish=2.9, psychiatric=3.4），has_identity &amp; toxic 样本固定权重 w=1.5</w:t>
+        <w:t>Identity-aware Reweighting：主损失保留 S2 的分组差异化重加权，对 has_identity &amp; non-toxic 样本按身份稀有度加权（female=1.0, male=1.2, christian=1.3, white=1.8, muslim=1.9, black=2.3, homosexual=2.6, jewish=2.9, psychiatric=3.4），has_identity &amp; toxic 样本固定权重 w=1.5</w:t>
       </w:r>
     </w:p>
     <w:p>
       <w:r>
-        <w:rPr>
-          <w:rFonts w:ascii="Times New Roman" w:hAnsi="Times New Roman" w:eastAsia="宋体"/>
-          <w:b/>
-          <w:i w:val="0"/>
-        </w:rPr>
-        <w:t>三阶段训练调度（Phase Schedule）：</w:t>
+        <w:t>三相训练调度（Phase Schedule）：</w:t>
       </w:r>
     </w:p>
     <w:tbl>
@@ -2605,9 +2518,6 @@
         <w:ind w:left="720"/>
       </w:pPr>
       <w:r>
-        <w:rPr>
-          <w:rFonts w:ascii="Times New Roman" w:hAnsi="Times New Roman" w:eastAsia="宋体"/>
-        </w:rPr>
         <w:t>⑤ 两阶段基础训练：S1 多任务预训练 → S2 identity-aware 分组差异化重加权去偏精调</w:t>
       </w:r>
     </w:p>
